--- a/laravel-app/database/data/internship/handbooks/ai/Beyond_AI_Internship_Day_031_Student_Handbook.docx
+++ b/laravel-app/database/data/internship/handbooks/ai/Beyond_AI_Internship_Day_031_Student_Handbook.docx
@@ -38,7 +38,7 @@
           <w:color w:val="1E293B"/>
           <w:sz w:val="28"/>
         </w:rPr>
-        <w:t>Search And Optimization Concepts</w:t>
+        <w:t>Data Sources, Formats, and Provenance</w:t>
       </w:r>
     </w:p>
     <w:p>
@@ -154,7 +154,7 @@
               <w:rPr>
                 <w:sz w:val="18"/>
               </w:rPr>
-              <w:t>foundation</w:t>
+              <w:t>foundation-to-intermediate</w:t>
             </w:r>
           </w:p>
         </w:tc>
@@ -167,7 +167,7 @@
               <w:rPr>
                 <w:sz w:val="18"/>
               </w:rPr>
-              <w:t>8 hours</w:t>
+              <w:t>8.0 hours</w:t>
             </w:r>
           </w:p>
         </w:tc>
@@ -180,7 +180,7 @@
               <w:rPr>
                 <w:sz w:val="18"/>
               </w:rPr>
-              <w:t>Python, Jupyter, VS Code, local/open models where practical</w:t>
+              <w:t>Python, Jupyter, pandas, NumPy, Matplotlib, Seaborn</w:t>
             </w:r>
           </w:p>
         </w:tc>
@@ -198,7 +198,7 @@
           <w:color w:val="0B3F90"/>
           <w:sz w:val="20"/>
         </w:rPr>
-        <w:t>Day 31 objective  Complete the orientation and setup for Search And Optimization Concepts: Apply search and optimization concepts safely and explain the result in a professional technical report.</w:t>
+        <w:t>Day 31 objective  Complete the orientation and setup for Data Sources, Formats, and Provenance: Inventory approved CSV, JSON, spreadsheet, database, and API sources.</w:t>
       </w:r>
     </w:p>
     <w:p>
@@ -270,7 +270,7 @@
           <w:b w:val="0"/>
           <w:sz w:val="22"/>
         </w:rPr>
-        <w:t>Submit: A setup screenshot, a short explanation of the key terms, and a safety/ethics check..</w:t>
+        <w:t>Submit: Setup evidence, completed practical artifact, independent verification record, safety/ethics check, and short technical report..</w:t>
       </w:r>
     </w:p>
     <w:p>
@@ -701,7 +701,7 @@
           <w:b w:val="0"/>
           <w:sz w:val="20"/>
         </w:rPr>
-        <w:t>Curriculum objective (source of truth): Apply search and optimization concepts safely and explain the result in a professional technical report.</w:t>
+        <w:t>Curriculum objective (source of truth): Inventory approved CSV, JSON, spreadsheet, database, and API sources.</w:t>
       </w:r>
     </w:p>
     <w:p>
@@ -713,7 +713,7 @@
           <w:b w:val="0"/>
           <w:sz w:val="22"/>
         </w:rPr>
-        <w:t>Explain Search And Optimization Concepts to a supervisor in under two minutes.</w:t>
+        <w:t>Explain Data Sources, Formats, and Provenance to a supervisor in under two minutes.</w:t>
       </w:r>
     </w:p>
     <w:p>
@@ -725,7 +725,7 @@
           <w:b w:val="0"/>
           <w:sz w:val="22"/>
         </w:rPr>
-        <w:t>Configure or verify the approved tools required for Search And Optimization Concepts.</w:t>
+        <w:t>Configure or verify the approved tools required for Data Sources, Formats, and Provenance.</w:t>
       </w:r>
     </w:p>
     <w:p>
@@ -793,7 +793,7 @@
           <w:b w:val="0"/>
           <w:sz w:val="22"/>
         </w:rPr>
-        <w:t>Define the professional meaning of “Search And Optimization Concepts” before you use tools. Do not split the title into meaningless words. Connect each concept to today's practical action.</w:t>
+        <w:t>Define the professional meaning of “Data Sources, Formats, and Provenance” before you use tools. Do not split the title into meaningless words. Connect each concept to today's practical action.</w:t>
       </w:r>
     </w:p>
     <w:tbl>
@@ -901,7 +901,7 @@
               <w:rPr>
                 <w:sz w:val="18"/>
               </w:rPr>
-              <w:t>Core topic skill</w:t>
+              <w:t>Problem framing</w:t>
             </w:r>
           </w:p>
         </w:tc>
@@ -914,7 +914,7 @@
               <w:rPr>
                 <w:sz w:val="18"/>
               </w:rPr>
-              <w:t>Professional practice for Search And Optimization Concepts</w:t>
+              <w:t>Who needs what, constraints, success criteria</w:t>
             </w:r>
           </w:p>
         </w:tc>
@@ -927,7 +927,7 @@
               <w:rPr>
                 <w:sz w:val="18"/>
               </w:rPr>
-              <w:t>Complete today's practical objective</w:t>
+              <w:t>Write a short frame table</w:t>
             </w:r>
           </w:p>
         </w:tc>
@@ -940,7 +940,7 @@
               <w:rPr>
                 <w:sz w:val="18"/>
               </w:rPr>
-              <w:t>Shallow buzzword-only work</w:t>
+              <w:t>Building the wrong thing</w:t>
             </w:r>
           </w:p>
         </w:tc>
@@ -953,7 +953,7 @@
               <w:rPr>
                 <w:sz w:val="18"/>
               </w:rPr>
-              <w:t>Demonstrate with evidence</w:t>
+              <w:t>Supervisor review of frame</w:t>
             </w:r>
           </w:p>
         </w:tc>
@@ -968,7 +968,7 @@
               <w:rPr>
                 <w:sz w:val="18"/>
               </w:rPr>
-              <w:t>Tool discipline</w:t>
+              <w:t>Train vs evaluation data</w:t>
             </w:r>
           </w:p>
         </w:tc>
@@ -981,7 +981,7 @@
               <w:rPr>
                 <w:sz w:val="18"/>
               </w:rPr>
-              <w:t>Use only approved tools/versions</w:t>
+              <w:t>Learn on one set; judge on another</w:t>
             </w:r>
           </w:p>
         </w:tc>
@@ -994,7 +994,7 @@
               <w:rPr>
                 <w:sz w:val="18"/>
               </w:rPr>
-              <w:t>Verify tools before lab</w:t>
+              <w:t>Keep a held-out TEST set</w:t>
             </w:r>
           </w:p>
         </w:tc>
@@ -1007,7 +1007,7 @@
               <w:rPr>
                 <w:sz w:val="18"/>
               </w:rPr>
-              <w:t>Unapproved downloads</w:t>
+              <w:t>Testing on training data</w:t>
             </w:r>
           </w:p>
         </w:tc>
@@ -1020,7 +1020,7 @@
               <w:rPr>
                 <w:sz w:val="18"/>
               </w:rPr>
-              <w:t>Official sources only</w:t>
+              <w:t>Document the split</w:t>
             </w:r>
           </w:p>
         </w:tc>
@@ -1035,7 +1035,7 @@
               <w:rPr>
                 <w:sz w:val="18"/>
               </w:rPr>
-              <w:t>Professional documentation</w:t>
+              <w:t>Human oversight</w:t>
             </w:r>
           </w:p>
         </w:tc>
@@ -1048,7 +1048,7 @@
               <w:rPr>
                 <w:sz w:val="18"/>
               </w:rPr>
-              <w:t>Clear enough for handover</w:t>
+              <w:t>A person remains accountable</w:t>
             </w:r>
           </w:p>
         </w:tc>
@@ -1061,7 +1061,7 @@
               <w:rPr>
                 <w:sz w:val="18"/>
               </w:rPr>
-              <w:t>Write procedure + results</w:t>
+              <w:t>Disclose AI help; verify claims</w:t>
             </w:r>
           </w:p>
         </w:tc>
@@ -1074,7 +1074,7 @@
               <w:rPr>
                 <w:sz w:val="18"/>
               </w:rPr>
-              <w:t>Undocumented changes</w:t>
+              <w:t>Blind trust in outputs</w:t>
             </w:r>
           </w:p>
         </w:tc>
@@ -1087,7 +1087,7 @@
               <w:rPr>
                 <w:sz w:val="18"/>
               </w:rPr>
-              <w:t>README + report template</w:t>
+              <w:t>AI/tool disclosure block</w:t>
             </w:r>
           </w:p>
         </w:tc>
@@ -1348,7 +1348,7 @@
           <w:b w:val="0"/>
           <w:sz w:val="22"/>
         </w:rPr>
-        <w:t>Tools available: Python, Jupyter, VS Code, local/open models where practical.</w:t>
+        <w:t>Tools available: Python, Jupyter, pandas, NumPy, Matplotlib, Seaborn.</w:t>
       </w:r>
     </w:p>
     <w:p>
@@ -1463,7 +1463,7 @@
               <w:rPr>
                 <w:sz w:val="18"/>
               </w:rPr>
-              <w:t>Python, Jupyter, VS Code, local/open models where practical</w:t>
+              <w:t>Python, Jupyter, pandas, NumPy, Matplotlib, Seaborn</w:t>
             </w:r>
           </w:p>
         </w:tc>
@@ -1545,7 +1545,7 @@
           <w:b w:val="0"/>
           <w:sz w:val="18"/>
         </w:rPr>
-        <w:t>└── Day_31_Search_And_Optimization_Concepts/</w:t>
+        <w:t>└── Day_31_Data_Sources_Formats_and_Provenance/</w:t>
       </w:r>
     </w:p>
     <w:p>
@@ -1698,7 +1698,7 @@
           <w:b w:val="0"/>
           <w:sz w:val="18"/>
         </w:rPr>
-        <w:t>mkdir Beyond_AI_Internship\Day_31_Search_And_Optimization_Concepts\evidence, Beyond_AI_Internship\Day_31_Search_And_Optimization_Concepts\notebooks, Beyond_AI_Internship\Day_31_Search_And_Optimization_Concepts\src, Beyond_AI_Internship\Day_31_Search_And_Optimization_Concepts\data, Beyond_AI_Internship\Day_31_Search_And_Optimization_Concepts\output, Beyond_AI_Internship\Day_31_Search_And_Optimization_Concepts\report -Force</w:t>
+        <w:t>mkdir Beyond_AI_Internship\Day_31_Data_Sources_Formats_and_Provenance\evidence, Beyond_AI_Internship\Day_31_Data_Sources_Formats_and_Provenance\notebooks, Beyond_AI_Internship\Day_31_Data_Sources_Formats_and_Provenance\src, Beyond_AI_Internship\Day_31_Data_Sources_Formats_and_Provenance\data, Beyond_AI_Internship\Day_31_Data_Sources_Formats_and_Provenance\output, Beyond_AI_Internship\Day_31_Data_Sources_Formats_and_Provenance\report -Force</w:t>
       </w:r>
     </w:p>
     <w:p/>
@@ -1739,7 +1739,7 @@
           <w:b w:val="0"/>
           <w:sz w:val="18"/>
         </w:rPr>
-        <w:t>mkdir -p Beyond_AI_Internship/Day_31_Search_And_Optimization_Concepts/{evidence,notebooks,src,data,output,report}</w:t>
+        <w:t>mkdir -p Beyond_AI_Internship/Day_31_Data_Sources_Formats_and_Provenance/{evidence,notebooks,src,data,output,report}</w:t>
       </w:r>
     </w:p>
     <w:p/>
@@ -1855,7 +1855,7 @@
           <w:color w:val="0B3F90"/>
           <w:sz w:val="24"/>
         </w:rPr>
-        <w:t>Orientation and setup: Search And Optimization Concepts</w:t>
+        <w:t>Orientation and setup: Data Sources, Formats, and Provenance</w:t>
       </w:r>
     </w:p>
     <w:p>
@@ -1879,7 +1879,7 @@
           <w:b w:val="0"/>
           <w:sz w:val="20"/>
         </w:rPr>
-        <w:t>• Read the Study Notes on this page, then create or verify the lab needed for search and optimization concepts.</w:t>
+        <w:t>• Review Day 30 prerequisites and read the complete Day 31 objective before changing the lab.</w:t>
       </w:r>
     </w:p>
     <w:p>
@@ -1891,7 +1891,7 @@
           <w:b w:val="0"/>
           <w:sz w:val="20"/>
         </w:rPr>
-        <w:t>• Work only in an authorized lab, VM or on equipment assigned by Beyond.</w:t>
+        <w:t>• Prepare only the authorized workstation, VM, account, dataset, or sandbox; capture the approved starting state.</w:t>
       </w:r>
     </w:p>
     <w:p>
@@ -1903,7 +1903,67 @@
           <w:b w:val="0"/>
           <w:sz w:val="20"/>
         </w:rPr>
-        <w:t>• Keep time entries truthful and ask the supervisor before changing production equipment.</w:t>
+        <w:t>• Create the folder Day_031_data_sources_formats_and_provenance with evidence, src or notebooks, output, and report subfolders as relevant.</w:t>
+      </w:r>
+    </w:p>
+    <w:p>
+      <w:pPr>
+        <w:spacing w:after="120"/>
+      </w:pPr>
+      <w:r>
+        <w:rPr>
+          <w:b w:val="0"/>
+          <w:sz w:val="20"/>
+        </w:rPr>
+        <w:t>• Complete the practical objective: Inventory approved CSV, JSON, spreadsheet, database, and API sources.</w:t>
+      </w:r>
+    </w:p>
+    <w:p>
+      <w:pPr>
+        <w:spacing w:after="120"/>
+      </w:pPr>
+      <w:r>
+        <w:rPr>
+          <w:b w:val="0"/>
+          <w:sz w:val="20"/>
+        </w:rPr>
+        <w:t>• Record tool versions, inputs, assumptions, commands or code, expected output, observed output, and any deviations.</w:t>
+      </w:r>
+    </w:p>
+    <w:p>
+      <w:pPr>
+        <w:spacing w:after="120"/>
+      </w:pPr>
+      <w:r>
+        <w:rPr>
+          <w:b w:val="0"/>
+          <w:sz w:val="20"/>
+        </w:rPr>
+        <w:t>• Verify the result independently by rerunning from a clean state, checking a second measurement/test, or obtaining recorded peer review.</w:t>
+      </w:r>
+    </w:p>
+    <w:p>
+      <w:pPr>
+        <w:spacing w:after="120"/>
+      </w:pPr>
+      <w:r>
+        <w:rPr>
+          <w:b w:val="0"/>
+          <w:sz w:val="20"/>
+        </w:rPr>
+        <w:t>• Perform the relevant privacy, bias, security, licensing, and human-oversight checks before accepting the result.</w:t>
+      </w:r>
+    </w:p>
+    <w:p>
+      <w:pPr>
+        <w:spacing w:after="120"/>
+      </w:pPr>
+      <w:r>
+        <w:rPr>
+          <w:b w:val="0"/>
+          <w:sz w:val="20"/>
+        </w:rPr>
+        <w:t>• Package the required evidence and write a concise professional technical report with an AI-assistance disclosure.</w:t>
       </w:r>
     </w:p>
     <w:p>
@@ -1929,7 +1989,7 @@
           <w:b w:val="0"/>
           <w:sz w:val="18"/>
         </w:rPr>
-        <w:t># day_31_lab.py — Orientation and setup: Search And Optimization Concepts</w:t>
+        <w:t># day_31_lab.py — Orientation and setup: Data Sources, Formats, and Provenance</w:t>
       </w:r>
     </w:p>
     <w:p>
@@ -1971,7 +2031,7 @@
           <w:b w:val="0"/>
           <w:sz w:val="18"/>
         </w:rPr>
-        <w:t>"""Day 31 practical starter for Search And Optimization Concepts.</w:t>
+        <w:t>"""Day 31 practical starter for Data Sources, Formats, and Provenance.</w:t>
       </w:r>
     </w:p>
     <w:p>
@@ -2153,7 +2213,7 @@
           <w:b w:val="0"/>
           <w:sz w:val="18"/>
         </w:rPr>
-        <w:t xml:space="preserve">    print("Program topic:", 'Search And Optimization Concepts')</w:t>
+        <w:t xml:space="preserve">    print("Program topic:", 'Data Sources, Formats, and Provenance')</w:t>
       </w:r>
     </w:p>
     <w:p>
@@ -5772,7 +5832,7 @@
           <w:b w:val="0"/>
           <w:sz w:val="22"/>
         </w:rPr>
-        <w:t>Objective addressed for Search And Optimization Concepts</w:t>
+        <w:t>Objective addressed for Data Sources, Formats, and Provenance</w:t>
       </w:r>
     </w:p>
     <w:p>
@@ -5876,7 +5936,7 @@
           <w:b w:val="0"/>
           <w:sz w:val="22"/>
         </w:rPr>
-        <w:t>Matches: A setup screenshot, a short explanation of the key terms, and a safety/ethics check.</w:t>
+        <w:t>Matches: Setup evidence, completed practical artifact, independent verification record, safety/ethics check, and short technical report.</w:t>
       </w:r>
     </w:p>
     <w:p>
@@ -5908,7 +5968,7 @@
           <w:b w:val="0"/>
           <w:sz w:val="22"/>
         </w:rPr>
-        <w:t>Explain Search And Optimization Concepts without reading.</w:t>
+        <w:t>Explain Data Sources, Formats, and Provenance without reading.</w:t>
       </w:r>
     </w:p>
     <w:p>
@@ -6000,7 +6060,7 @@
           <w:b w:val="0"/>
           <w:sz w:val="22"/>
         </w:rPr>
-        <w:t>Today is Day 31 (Orientation and setup) on Search And Optimization Concepts. I worked only in the authorized Beyond AI / data / software lab. I completed the practical objective, verified with a second check, and packaged evidence. Main risk: unauthorized or unsafe action; control: checklist + supervisor escalation. Limitation: classroom/lab scope only. Next: continue the topic cycle and keep documentation reproducible.</w:t>
+        <w:t>Today is Day 31 (Orientation and setup) on Data Sources, Formats, and Provenance. I worked only in the authorized Beyond AI / data / software lab. I completed the practical objective, verified with a second check, and packaged evidence. Main risk: unauthorized or unsafe action; control: checklist + supervisor escalation. Limitation: classroom/lab scope only. Next: continue the topic cycle and keep documentation reproducible.</w:t>
       </w:r>
     </w:p>
     <w:p>
